--- a/evaluation/publication_results/manuscript_package_20260719/tirs_final_submission_package_20260720/submission_upload_files_20260720/02_Tables_1_to_3_TIRS_20260720.docx
+++ b/evaluation/publication_results/manuscript_package_20260719/tirs_final_submission_package_20260720/submission_upload_files_20260720/02_Tables_1_to_3_TIRS_20260720.docx
@@ -9,11 +9,11 @@
       </w:pPr>
       <w:r>
         <w:rPr>
-          <w:rFonts w:ascii="Arial" w:hAnsi="Arial" w:eastAsia="Arial"/>
+          <w:rFonts w:ascii="Times New Roman" w:hAnsi="Times New Roman" w:eastAsia="Times New Roman" w:cs="Times New Roman"/>
           <w:b w:val="0"/>
           <w:i w:val="0"/>
           <w:color w:val="000000"/>
-          <w:sz w:val="36"/>
+          <w:sz w:val="24"/>
         </w:rPr>
         <w:t>Tables</w:t>
       </w:r>
@@ -24,11 +24,11 @@
       </w:pPr>
       <w:r>
         <w:rPr>
-          <w:rFonts w:ascii="Arial" w:hAnsi="Arial" w:eastAsia="Arial"/>
+          <w:rFonts w:ascii="Times New Roman" w:hAnsi="Times New Roman" w:eastAsia="Times New Roman" w:cs="Times New Roman"/>
           <w:b w:val="0"/>
           <w:i w:val="0"/>
           <w:color w:val="000000"/>
-          <w:sz w:val="22"/>
+          <w:sz w:val="24"/>
         </w:rPr>
         <w:t>Table 1. ANVISA corpus and regulatory use cases.</w:t>
       </w:r>
@@ -67,11 +67,11 @@
             </w:pPr>
             <w:r>
               <w:rPr>
-                <w:rFonts w:ascii="Arial" w:hAnsi="Arial" w:eastAsia="Arial"/>
+                <w:rFonts w:ascii="Times New Roman" w:hAnsi="Times New Roman" w:eastAsia="Times New Roman" w:cs="Times New Roman"/>
                 <w:b/>
                 <w:i w:val="0"/>
                 <w:color w:val="000000"/>
-                <w:sz w:val="18"/>
+                <w:sz w:val="24"/>
               </w:rPr>
               <w:t>Regulation</w:t>
             </w:r>
@@ -94,11 +94,11 @@
             </w:pPr>
             <w:r>
               <w:rPr>
-                <w:rFonts w:ascii="Arial" w:hAnsi="Arial" w:eastAsia="Arial"/>
+                <w:rFonts w:ascii="Times New Roman" w:hAnsi="Times New Roman" w:eastAsia="Times New Roman" w:cs="Times New Roman"/>
                 <w:b/>
                 <w:i w:val="0"/>
                 <w:color w:val="000000"/>
-                <w:sz w:val="18"/>
+                <w:sz w:val="24"/>
               </w:rPr>
               <w:t>Regulatory area</w:t>
             </w:r>
@@ -121,11 +121,11 @@
             </w:pPr>
             <w:r>
               <w:rPr>
-                <w:rFonts w:ascii="Arial" w:hAnsi="Arial" w:eastAsia="Arial"/>
+                <w:rFonts w:ascii="Times New Roman" w:hAnsi="Times New Roman" w:eastAsia="Times New Roman" w:cs="Times New Roman"/>
                 <w:b/>
                 <w:i w:val="0"/>
                 <w:color w:val="000000"/>
-                <w:sz w:val="18"/>
+                <w:sz w:val="24"/>
               </w:rPr>
               <w:t>Example use case</w:t>
             </w:r>
@@ -153,11 +153,11 @@
             </w:pPr>
             <w:r>
               <w:rPr>
-                <w:rFonts w:ascii="Arial" w:hAnsi="Arial" w:eastAsia="Arial"/>
+                <w:rFonts w:ascii="Times New Roman" w:hAnsi="Times New Roman" w:eastAsia="Times New Roman" w:cs="Times New Roman"/>
                 <w:b w:val="0"/>
                 <w:i w:val="0"/>
                 <w:color w:val="000000"/>
-                <w:sz w:val="18"/>
+                <w:sz w:val="24"/>
               </w:rPr>
               <w:t>RDC 945/2024 and RDC 9/2015</w:t>
             </w:r>
@@ -180,11 +180,11 @@
             </w:pPr>
             <w:r>
               <w:rPr>
-                <w:rFonts w:ascii="Arial" w:hAnsi="Arial" w:eastAsia="Arial"/>
+                <w:rFonts w:ascii="Times New Roman" w:hAnsi="Times New Roman" w:eastAsia="Times New Roman" w:cs="Times New Roman"/>
                 <w:b w:val="0"/>
                 <w:i w:val="0"/>
                 <w:color w:val="000000"/>
-                <w:sz w:val="18"/>
+                <w:sz w:val="24"/>
               </w:rPr>
               <w:t>Clinical trials</w:t>
             </w:r>
@@ -207,11 +207,11 @@
             </w:pPr>
             <w:r>
               <w:rPr>
-                <w:rFonts w:ascii="Arial" w:hAnsi="Arial" w:eastAsia="Arial"/>
+                <w:rFonts w:ascii="Times New Roman" w:hAnsi="Times New Roman" w:eastAsia="Times New Roman" w:cs="Times New Roman"/>
                 <w:b w:val="0"/>
                 <w:i w:val="0"/>
                 <w:color w:val="000000"/>
-                <w:sz w:val="18"/>
+                <w:sz w:val="24"/>
               </w:rPr>
               <w:t>DDCM procedures, DSUR timing, SUSAR handling, and trial-safety conduct.</w:t>
             </w:r>
@@ -239,11 +239,11 @@
             </w:pPr>
             <w:r>
               <w:rPr>
-                <w:rFonts w:ascii="Arial" w:hAnsi="Arial" w:eastAsia="Arial"/>
+                <w:rFonts w:ascii="Times New Roman" w:hAnsi="Times New Roman" w:eastAsia="Times New Roman" w:cs="Times New Roman"/>
                 <w:b w:val="0"/>
                 <w:i w:val="0"/>
                 <w:color w:val="000000"/>
-                <w:sz w:val="18"/>
+                <w:sz w:val="24"/>
               </w:rPr>
               <w:t>RDC 406/2020</w:t>
             </w:r>
@@ -266,11 +266,11 @@
             </w:pPr>
             <w:r>
               <w:rPr>
-                <w:rFonts w:ascii="Arial" w:hAnsi="Arial" w:eastAsia="Arial"/>
+                <w:rFonts w:ascii="Times New Roman" w:hAnsi="Times New Roman" w:eastAsia="Times New Roman" w:cs="Times New Roman"/>
                 <w:b w:val="0"/>
                 <w:i w:val="0"/>
                 <w:color w:val="000000"/>
-                <w:sz w:val="18"/>
+                <w:sz w:val="24"/>
               </w:rPr>
               <w:t>Pharmacovigilance</w:t>
             </w:r>
@@ -293,11 +293,11 @@
             </w:pPr>
             <w:r>
               <w:rPr>
-                <w:rFonts w:ascii="Arial" w:hAnsi="Arial" w:eastAsia="Arial"/>
+                <w:rFonts w:ascii="Times New Roman" w:hAnsi="Times New Roman" w:eastAsia="Times New Roman" w:cs="Times New Roman"/>
                 <w:b w:val="0"/>
                 <w:i w:val="0"/>
                 <w:color w:val="000000"/>
-                <w:sz w:val="18"/>
+                <w:sz w:val="24"/>
               </w:rPr>
               <w:t>Minimum notification elements and follow-up when information is incomplete.</w:t>
             </w:r>
@@ -325,11 +325,11 @@
             </w:pPr>
             <w:r>
               <w:rPr>
-                <w:rFonts w:ascii="Arial" w:hAnsi="Arial" w:eastAsia="Arial"/>
+                <w:rFonts w:ascii="Times New Roman" w:hAnsi="Times New Roman" w:eastAsia="Times New Roman" w:cs="Times New Roman"/>
                 <w:b w:val="0"/>
                 <w:i w:val="0"/>
                 <w:color w:val="000000"/>
-                <w:sz w:val="18"/>
+                <w:sz w:val="24"/>
               </w:rPr>
               <w:t>RDC 55/2010</w:t>
             </w:r>
@@ -352,11 +352,11 @@
             </w:pPr>
             <w:r>
               <w:rPr>
-                <w:rFonts w:ascii="Arial" w:hAnsi="Arial" w:eastAsia="Arial"/>
+                <w:rFonts w:ascii="Times New Roman" w:hAnsi="Times New Roman" w:eastAsia="Times New Roman" w:cs="Times New Roman"/>
                 <w:b w:val="0"/>
                 <w:i w:val="0"/>
                 <w:color w:val="000000"/>
-                <w:sz w:val="18"/>
+                <w:sz w:val="24"/>
               </w:rPr>
               <w:t>Biological products</w:t>
             </w:r>
@@ -379,11 +379,11 @@
             </w:pPr>
             <w:r>
               <w:rPr>
-                <w:rFonts w:ascii="Arial" w:hAnsi="Arial" w:eastAsia="Arial"/>
+                <w:rFonts w:ascii="Times New Roman" w:hAnsi="Times New Roman" w:eastAsia="Times New Roman" w:cs="Times New Roman"/>
                 <w:b w:val="0"/>
                 <w:i w:val="0"/>
                 <w:color w:val="000000"/>
-                <w:sz w:val="18"/>
+                <w:sz w:val="24"/>
               </w:rPr>
               <w:t>Registration rules and exceptions for foreign-manufactured biological products.</w:t>
             </w:r>
@@ -411,11 +411,11 @@
             </w:pPr>
             <w:r>
               <w:rPr>
-                <w:rFonts w:ascii="Arial" w:hAnsi="Arial" w:eastAsia="Arial"/>
+                <w:rFonts w:ascii="Times New Roman" w:hAnsi="Times New Roman" w:eastAsia="Times New Roman" w:cs="Times New Roman"/>
                 <w:b w:val="0"/>
                 <w:i w:val="0"/>
                 <w:color w:val="000000"/>
-                <w:sz w:val="18"/>
+                <w:sz w:val="24"/>
               </w:rPr>
               <w:t>RDC 751/2022</w:t>
             </w:r>
@@ -438,11 +438,11 @@
             </w:pPr>
             <w:r>
               <w:rPr>
-                <w:rFonts w:ascii="Arial" w:hAnsi="Arial" w:eastAsia="Arial"/>
+                <w:rFonts w:ascii="Times New Roman" w:hAnsi="Times New Roman" w:eastAsia="Times New Roman" w:cs="Times New Roman"/>
                 <w:b w:val="0"/>
                 <w:i w:val="0"/>
                 <w:color w:val="000000"/>
-                <w:sz w:val="18"/>
+                <w:sz w:val="24"/>
               </w:rPr>
               <w:t>Medical devices</w:t>
             </w:r>
@@ -465,11 +465,11 @@
             </w:pPr>
             <w:r>
               <w:rPr>
-                <w:rFonts w:ascii="Arial" w:hAnsi="Arial" w:eastAsia="Arial"/>
+                <w:rFonts w:ascii="Times New Roman" w:hAnsi="Times New Roman" w:eastAsia="Times New Roman" w:cs="Times New Roman"/>
                 <w:b w:val="0"/>
                 <w:i w:val="0"/>
                 <w:color w:val="000000"/>
-                <w:sz w:val="18"/>
+                <w:sz w:val="24"/>
               </w:rPr>
               <w:t>Risk classification, labelling, and instructions for use.</w:t>
             </w:r>
@@ -497,11 +497,11 @@
             </w:pPr>
             <w:r>
               <w:rPr>
-                <w:rFonts w:ascii="Arial" w:hAnsi="Arial" w:eastAsia="Arial"/>
+                <w:rFonts w:ascii="Times New Roman" w:hAnsi="Times New Roman" w:eastAsia="Times New Roman" w:cs="Times New Roman"/>
                 <w:b w:val="0"/>
                 <w:i w:val="0"/>
                 <w:color w:val="000000"/>
-                <w:sz w:val="18"/>
+                <w:sz w:val="24"/>
               </w:rPr>
               <w:t>IN 338/2024</w:t>
             </w:r>
@@ -524,11 +524,11 @@
             </w:pPr>
             <w:r>
               <w:rPr>
-                <w:rFonts w:ascii="Arial" w:hAnsi="Arial" w:eastAsia="Arial"/>
+                <w:rFonts w:ascii="Times New Roman" w:hAnsi="Times New Roman" w:eastAsia="Times New Roman" w:cs="Times New Roman"/>
                 <w:b w:val="0"/>
                 <w:i w:val="0"/>
                 <w:color w:val="000000"/>
-                <w:sz w:val="18"/>
+                <w:sz w:val="24"/>
               </w:rPr>
               <w:t>Reliance and optimized review</w:t>
             </w:r>
@@ -551,11 +551,11 @@
             </w:pPr>
             <w:r>
               <w:rPr>
-                <w:rFonts w:ascii="Arial" w:hAnsi="Arial" w:eastAsia="Arial"/>
+                <w:rFonts w:ascii="Times New Roman" w:hAnsi="Times New Roman" w:eastAsia="Times New Roman" w:cs="Times New Roman"/>
                 <w:b w:val="0"/>
                 <w:i w:val="0"/>
                 <w:color w:val="000000"/>
-                <w:sz w:val="18"/>
+                <w:sz w:val="24"/>
               </w:rPr>
               <w:t>Equivalent foreign regulatory authorities and reliance-related conditions.</w:t>
             </w:r>
@@ -566,6 +566,11 @@
     <w:p/>
     <w:p>
       <w:r>
+        <w:rPr>
+          <w:rFonts w:ascii="Times New Roman" w:hAnsi="Times New Roman" w:eastAsia="Times New Roman" w:cs="Times New Roman"/>
+          <w:color w:val="000000"/>
+          <w:sz w:val="24"/>
+        </w:rPr>
         <w:br w:type="page"/>
       </w:r>
     </w:p>
@@ -575,11 +580,11 @@
       </w:pPr>
       <w:r>
         <w:rPr>
-          <w:rFonts w:ascii="Arial" w:hAnsi="Arial" w:eastAsia="Arial"/>
+          <w:rFonts w:ascii="Times New Roman" w:hAnsi="Times New Roman" w:eastAsia="Times New Roman" w:cs="Times New Roman"/>
           <w:b w:val="0"/>
           <w:i w:val="0"/>
           <w:color w:val="000000"/>
-          <w:sz w:val="22"/>
+          <w:sz w:val="24"/>
         </w:rPr>
         <w:t>Table 2. Development decisions made after observed failures.</w:t>
       </w:r>
@@ -619,11 +624,11 @@
             </w:pPr>
             <w:r>
               <w:rPr>
-                <w:rFonts w:ascii="Arial" w:hAnsi="Arial" w:eastAsia="Arial"/>
+                <w:rFonts w:ascii="Times New Roman" w:hAnsi="Times New Roman" w:eastAsia="Times New Roman" w:cs="Times New Roman"/>
                 <w:b/>
                 <w:i w:val="0"/>
                 <w:color w:val="000000"/>
-                <w:sz w:val="16"/>
+                <w:sz w:val="24"/>
               </w:rPr>
               <w:t>Observed problem</w:t>
             </w:r>
@@ -646,11 +651,11 @@
             </w:pPr>
             <w:r>
               <w:rPr>
-                <w:rFonts w:ascii="Arial" w:hAnsi="Arial" w:eastAsia="Arial"/>
+                <w:rFonts w:ascii="Times New Roman" w:hAnsi="Times New Roman" w:eastAsia="Times New Roman" w:cs="Times New Roman"/>
                 <w:b/>
                 <w:i w:val="0"/>
                 <w:color w:val="000000"/>
-                <w:sz w:val="16"/>
+                <w:sz w:val="24"/>
               </w:rPr>
               <w:t>Evidence from testing</w:t>
             </w:r>
@@ -673,11 +678,11 @@
             </w:pPr>
             <w:r>
               <w:rPr>
-                <w:rFonts w:ascii="Arial" w:hAnsi="Arial" w:eastAsia="Arial"/>
+                <w:rFonts w:ascii="Times New Roman" w:hAnsi="Times New Roman" w:eastAsia="Times New Roman" w:cs="Times New Roman"/>
                 <w:b/>
                 <w:i w:val="0"/>
                 <w:color w:val="000000"/>
-                <w:sz w:val="16"/>
+                <w:sz w:val="24"/>
               </w:rPr>
               <w:t>Change made</w:t>
             </w:r>
@@ -700,11 +705,11 @@
             </w:pPr>
             <w:r>
               <w:rPr>
-                <w:rFonts w:ascii="Arial" w:hAnsi="Arial" w:eastAsia="Arial"/>
+                <w:rFonts w:ascii="Times New Roman" w:hAnsi="Times New Roman" w:eastAsia="Times New Roman" w:cs="Times New Roman"/>
                 <w:b/>
                 <w:i w:val="0"/>
                 <w:color w:val="000000"/>
-                <w:sz w:val="16"/>
+                <w:sz w:val="24"/>
               </w:rPr>
               <w:t>Reason for regulatory use</w:t>
             </w:r>
@@ -732,11 +737,11 @@
             </w:pPr>
             <w:r>
               <w:rPr>
-                <w:rFonts w:ascii="Arial" w:hAnsi="Arial" w:eastAsia="Arial"/>
+                <w:rFonts w:ascii="Times New Roman" w:hAnsi="Times New Roman" w:eastAsia="Times New Roman" w:cs="Times New Roman"/>
                 <w:b w:val="0"/>
                 <w:i w:val="0"/>
                 <w:color w:val="000000"/>
-                <w:sz w:val="16"/>
+                <w:sz w:val="24"/>
               </w:rPr>
               <w:t>Source text was noisy or poorly structured.</w:t>
             </w:r>
@@ -759,11 +764,11 @@
             </w:pPr>
             <w:r>
               <w:rPr>
-                <w:rFonts w:ascii="Arial" w:hAnsi="Arial" w:eastAsia="Arial"/>
+                <w:rFonts w:ascii="Times New Roman" w:hAnsi="Times New Roman" w:eastAsia="Times New Roman" w:cs="Times New Roman"/>
                 <w:b w:val="0"/>
                 <w:i w:val="0"/>
                 <w:color w:val="000000"/>
-                <w:sz w:val="16"/>
+                <w:sz w:val="24"/>
               </w:rPr>
               <w:t>Early app tests and corpus review showed formatting artifacts and document-label problems.</w:t>
             </w:r>
@@ -786,11 +791,11 @@
             </w:pPr>
             <w:r>
               <w:rPr>
-                <w:rFonts w:ascii="Arial" w:hAnsi="Arial" w:eastAsia="Arial"/>
+                <w:rFonts w:ascii="Times New Roman" w:hAnsi="Times New Roman" w:eastAsia="Times New Roman" w:cs="Times New Roman"/>
                 <w:b w:val="0"/>
                 <w:i w:val="0"/>
                 <w:color w:val="000000"/>
-                <w:sz w:val="16"/>
+                <w:sz w:val="24"/>
               </w:rPr>
               <w:t>Cleaned source text and verified document identity before indexing.</w:t>
             </w:r>
@@ -813,11 +818,11 @@
             </w:pPr>
             <w:r>
               <w:rPr>
-                <w:rFonts w:ascii="Arial" w:hAnsi="Arial" w:eastAsia="Arial"/>
+                <w:rFonts w:ascii="Times New Roman" w:hAnsi="Times New Roman" w:eastAsia="Times New Roman" w:cs="Times New Roman"/>
                 <w:b w:val="0"/>
                 <w:i w:val="0"/>
                 <w:color w:val="000000"/>
-                <w:sz w:val="16"/>
+                <w:sz w:val="24"/>
               </w:rPr>
               <w:t>A regulatory answer is only useful if the cited source is identifiable.</w:t>
             </w:r>
@@ -845,11 +850,11 @@
             </w:pPr>
             <w:r>
               <w:rPr>
-                <w:rFonts w:ascii="Arial" w:hAnsi="Arial" w:eastAsia="Arial"/>
+                <w:rFonts w:ascii="Times New Roman" w:hAnsi="Times New Roman" w:eastAsia="Times New Roman" w:cs="Times New Roman"/>
                 <w:b w:val="0"/>
                 <w:i w:val="0"/>
                 <w:color w:val="000000"/>
-                <w:sz w:val="16"/>
+                <w:sz w:val="24"/>
               </w:rPr>
               <w:t>Arbitrary chunks did not match legal structure.</w:t>
             </w:r>
@@ -872,11 +877,11 @@
             </w:pPr>
             <w:r>
               <w:rPr>
-                <w:rFonts w:ascii="Arial" w:hAnsi="Arial" w:eastAsia="Arial"/>
+                <w:rFonts w:ascii="Times New Roman" w:hAnsi="Times New Roman" w:eastAsia="Times New Roman" w:cs="Times New Roman"/>
                 <w:b w:val="0"/>
                 <w:i w:val="0"/>
                 <w:color w:val="000000"/>
-                <w:sz w:val="16"/>
+                <w:sz w:val="24"/>
               </w:rPr>
               <w:t>Correct documents were sometimes nearby but answers missed article-level conditions.</w:t>
             </w:r>
@@ -899,11 +904,11 @@
             </w:pPr>
             <w:r>
               <w:rPr>
-                <w:rFonts w:ascii="Arial" w:hAnsi="Arial" w:eastAsia="Arial"/>
+                <w:rFonts w:ascii="Times New Roman" w:hAnsi="Times New Roman" w:eastAsia="Times New Roman" w:cs="Times New Roman"/>
                 <w:b w:val="0"/>
                 <w:i w:val="0"/>
                 <w:color w:val="000000"/>
-                <w:sz w:val="16"/>
+                <w:sz w:val="24"/>
               </w:rPr>
               <w:t>Rebuilt the index with article-aware chunks and article metadata.</w:t>
             </w:r>
@@ -926,11 +931,11 @@
             </w:pPr>
             <w:r>
               <w:rPr>
-                <w:rFonts w:ascii="Arial" w:hAnsi="Arial" w:eastAsia="Arial"/>
+                <w:rFonts w:ascii="Times New Roman" w:hAnsi="Times New Roman" w:eastAsia="Times New Roman" w:cs="Times New Roman"/>
                 <w:b w:val="0"/>
                 <w:i w:val="0"/>
                 <w:color w:val="000000"/>
-                <w:sz w:val="16"/>
+                <w:sz w:val="24"/>
               </w:rPr>
               <w:t>Users need checkable article citations, not only semantically similar passages.</w:t>
             </w:r>
@@ -958,11 +963,11 @@
             </w:pPr>
             <w:r>
               <w:rPr>
-                <w:rFonts w:ascii="Arial" w:hAnsi="Arial" w:eastAsia="Arial"/>
+                <w:rFonts w:ascii="Times New Roman" w:hAnsi="Times New Roman" w:eastAsia="Times New Roman" w:cs="Times New Roman"/>
                 <w:b w:val="0"/>
                 <w:i w:val="0"/>
                 <w:color w:val="000000"/>
-                <w:sz w:val="16"/>
+                <w:sz w:val="24"/>
               </w:rPr>
               <w:t>Dense retrieval alone was weak for exact legal terms.</w:t>
             </w:r>
@@ -985,11 +990,11 @@
             </w:pPr>
             <w:r>
               <w:rPr>
-                <w:rFonts w:ascii="Arial" w:hAnsi="Arial" w:eastAsia="Arial"/>
+                <w:rFonts w:ascii="Times New Roman" w:hAnsi="Times New Roman" w:eastAsia="Times New Roman" w:cs="Times New Roman"/>
                 <w:b w:val="0"/>
                 <w:i w:val="0"/>
                 <w:color w:val="000000"/>
-                <w:sz w:val="16"/>
+                <w:sz w:val="24"/>
               </w:rPr>
               <w:t>Terms such as DDCM, RDC numbers, article numbers, and IN 338/2024 required exact matching.</w:t>
             </w:r>
@@ -1012,11 +1017,11 @@
             </w:pPr>
             <w:r>
               <w:rPr>
-                <w:rFonts w:ascii="Arial" w:hAnsi="Arial" w:eastAsia="Arial"/>
+                <w:rFonts w:ascii="Times New Roman" w:hAnsi="Times New Roman" w:eastAsia="Times New Roman" w:cs="Times New Roman"/>
                 <w:b w:val="0"/>
                 <w:i w:val="0"/>
                 <w:color w:val="000000"/>
-                <w:sz w:val="16"/>
+                <w:sz w:val="24"/>
               </w:rPr>
               <w:t>Added BM25 retrieval, reciprocal-rank fusion, and reranking.</w:t>
             </w:r>
@@ -1039,11 +1044,11 @@
             </w:pPr>
             <w:r>
               <w:rPr>
-                <w:rFonts w:ascii="Arial" w:hAnsi="Arial" w:eastAsia="Arial"/>
+                <w:rFonts w:ascii="Times New Roman" w:hAnsi="Times New Roman" w:eastAsia="Times New Roman" w:cs="Times New Roman"/>
                 <w:b w:val="0"/>
                 <w:i w:val="0"/>
                 <w:color w:val="000000"/>
-                <w:sz w:val="16"/>
+                <w:sz w:val="24"/>
               </w:rPr>
               <w:t>Regulatory questions often depend on exact terms and article labels.</w:t>
             </w:r>
@@ -1071,11 +1076,11 @@
             </w:pPr>
             <w:r>
               <w:rPr>
-                <w:rFonts w:ascii="Arial" w:hAnsi="Arial" w:eastAsia="Arial"/>
+                <w:rFonts w:ascii="Times New Roman" w:hAnsi="Times New Roman" w:eastAsia="Times New Roman" w:cs="Times New Roman"/>
                 <w:b w:val="0"/>
                 <w:i w:val="0"/>
                 <w:color w:val="000000"/>
-                <w:sz w:val="16"/>
+                <w:sz w:val="24"/>
               </w:rPr>
               <w:t>English questions over Portuguese documents lost completeness.</w:t>
             </w:r>
@@ -1098,11 +1103,11 @@
             </w:pPr>
             <w:r>
               <w:rPr>
-                <w:rFonts w:ascii="Arial" w:hAnsi="Arial" w:eastAsia="Arial"/>
+                <w:rFonts w:ascii="Times New Roman" w:hAnsi="Times New Roman" w:eastAsia="Times New Roman" w:cs="Times New Roman"/>
                 <w:b w:val="0"/>
                 <w:i w:val="0"/>
                 <w:color w:val="000000"/>
-                <w:sz w:val="16"/>
+                <w:sz w:val="24"/>
               </w:rPr>
               <w:t>Initial English completeness was lower than Portuguese completeness.</w:t>
             </w:r>
@@ -1125,11 +1130,11 @@
             </w:pPr>
             <w:r>
               <w:rPr>
-                <w:rFonts w:ascii="Arial" w:hAnsi="Arial" w:eastAsia="Arial"/>
+                <w:rFonts w:ascii="Times New Roman" w:hAnsi="Times New Roman" w:eastAsia="Times New Roman" w:cs="Times New Roman"/>
                 <w:b w:val="0"/>
                 <w:i w:val="0"/>
                 <w:color w:val="000000"/>
-                <w:sz w:val="16"/>
+                <w:sz w:val="24"/>
               </w:rPr>
               <w:t>Added conservative Portuguese retrieval anchors while preserving answer language.</w:t>
             </w:r>
@@ -1152,11 +1157,11 @@
             </w:pPr>
             <w:r>
               <w:rPr>
-                <w:rFonts w:ascii="Arial" w:hAnsi="Arial" w:eastAsia="Arial"/>
+                <w:rFonts w:ascii="Times New Roman" w:hAnsi="Times New Roman" w:eastAsia="Times New Roman" w:cs="Times New Roman"/>
                 <w:b w:val="0"/>
                 <w:i w:val="0"/>
                 <w:color w:val="000000"/>
-                <w:sz w:val="16"/>
+                <w:sz w:val="24"/>
               </w:rPr>
               <w:t>International users may ask in English while the source corpus remains Portuguese.</w:t>
             </w:r>
@@ -1184,11 +1189,11 @@
             </w:pPr>
             <w:r>
               <w:rPr>
-                <w:rFonts w:ascii="Arial" w:hAnsi="Arial" w:eastAsia="Arial"/>
+                <w:rFonts w:ascii="Times New Roman" w:hAnsi="Times New Roman" w:eastAsia="Times New Roman" w:cs="Times New Roman"/>
                 <w:b w:val="0"/>
                 <w:i w:val="0"/>
                 <w:color w:val="000000"/>
-                <w:sz w:val="16"/>
+                <w:sz w:val="24"/>
               </w:rPr>
               <w:t>The system answered from related but insufficient context.</w:t>
             </w:r>
@@ -1211,11 +1216,11 @@
             </w:pPr>
             <w:r>
               <w:rPr>
-                <w:rFonts w:ascii="Arial" w:hAnsi="Arial" w:eastAsia="Arial"/>
+                <w:rFonts w:ascii="Times New Roman" w:hAnsi="Times New Roman" w:eastAsia="Times New Roman" w:cs="Times New Roman"/>
                 <w:b w:val="0"/>
                 <w:i w:val="0"/>
                 <w:color w:val="000000"/>
-                <w:sz w:val="16"/>
+                <w:sz w:val="24"/>
               </w:rPr>
               <w:t>External stress testing showed refusal correctness of 0.700.</w:t>
             </w:r>
@@ -1238,11 +1243,11 @@
             </w:pPr>
             <w:r>
               <w:rPr>
-                <w:rFonts w:ascii="Arial" w:hAnsi="Arial" w:eastAsia="Arial"/>
+                <w:rFonts w:ascii="Times New Roman" w:hAnsi="Times New Roman" w:eastAsia="Times New Roman" w:cs="Times New Roman"/>
                 <w:b w:val="0"/>
                 <w:i w:val="0"/>
                 <w:color w:val="000000"/>
-                <w:sz w:val="16"/>
+                <w:sz w:val="24"/>
               </w:rPr>
               <w:t>Tightened the refusal rule and tested a separate refusal-focused external set.</w:t>
             </w:r>
@@ -1265,11 +1270,11 @@
             </w:pPr>
             <w:r>
               <w:rPr>
-                <w:rFonts w:ascii="Arial" w:hAnsi="Arial" w:eastAsia="Arial"/>
+                <w:rFonts w:ascii="Times New Roman" w:hAnsi="Times New Roman" w:eastAsia="Times New Roman" w:cs="Times New Roman"/>
                 <w:b w:val="0"/>
                 <w:i w:val="0"/>
                 <w:color w:val="000000"/>
-                <w:sz w:val="16"/>
+                <w:sz w:val="24"/>
               </w:rPr>
               <w:t>A related article is not enough when the specific requested fact is absent.</w:t>
             </w:r>
@@ -1280,6 +1285,11 @@
     <w:p/>
     <w:p>
       <w:r>
+        <w:rPr>
+          <w:rFonts w:ascii="Times New Roman" w:hAnsi="Times New Roman" w:eastAsia="Times New Roman" w:cs="Times New Roman"/>
+          <w:color w:val="000000"/>
+          <w:sz w:val="24"/>
+        </w:rPr>
         <w:br w:type="page"/>
       </w:r>
     </w:p>
@@ -1289,11 +1299,11 @@
       </w:pPr>
       <w:r>
         <w:rPr>
-          <w:rFonts w:ascii="Arial" w:hAnsi="Arial" w:eastAsia="Arial"/>
+          <w:rFonts w:ascii="Times New Roman" w:hAnsi="Times New Roman" w:eastAsia="Times New Roman" w:cs="Times New Roman"/>
           <w:b w:val="0"/>
           <w:i w:val="0"/>
           <w:color w:val="000000"/>
-          <w:sz w:val="22"/>
+          <w:sz w:val="24"/>
         </w:rPr>
         <w:t>Table 3. Representative answer outcomes.</w:t>
       </w:r>
@@ -1332,11 +1342,11 @@
             </w:pPr>
             <w:r>
               <w:rPr>
-                <w:rFonts w:ascii="Arial" w:hAnsi="Arial" w:eastAsia="Arial"/>
+                <w:rFonts w:ascii="Times New Roman" w:hAnsi="Times New Roman" w:eastAsia="Times New Roman" w:cs="Times New Roman"/>
                 <w:b/>
                 <w:i w:val="0"/>
                 <w:color w:val="000000"/>
-                <w:sz w:val="18"/>
+                <w:sz w:val="24"/>
               </w:rPr>
               <w:t>Outcome</w:t>
             </w:r>
@@ -1359,11 +1369,11 @@
             </w:pPr>
             <w:r>
               <w:rPr>
-                <w:rFonts w:ascii="Arial" w:hAnsi="Arial" w:eastAsia="Arial"/>
+                <w:rFonts w:ascii="Times New Roman" w:hAnsi="Times New Roman" w:eastAsia="Times New Roman" w:cs="Times New Roman"/>
                 <w:b/>
                 <w:i w:val="0"/>
                 <w:color w:val="000000"/>
-                <w:sz w:val="18"/>
+                <w:sz w:val="24"/>
               </w:rPr>
               <w:t>Example question</w:t>
             </w:r>
@@ -1386,11 +1396,11 @@
             </w:pPr>
             <w:r>
               <w:rPr>
-                <w:rFonts w:ascii="Arial" w:hAnsi="Arial" w:eastAsia="Arial"/>
+                <w:rFonts w:ascii="Times New Roman" w:hAnsi="Times New Roman" w:eastAsia="Times New Roman" w:cs="Times New Roman"/>
                 <w:b/>
                 <w:i w:val="0"/>
                 <w:color w:val="000000"/>
-                <w:sz w:val="18"/>
+                <w:sz w:val="24"/>
               </w:rPr>
               <w:t>What the result showed</w:t>
             </w:r>
@@ -1418,11 +1428,11 @@
             </w:pPr>
             <w:r>
               <w:rPr>
-                <w:rFonts w:ascii="Arial" w:hAnsi="Arial" w:eastAsia="Arial"/>
+                <w:rFonts w:ascii="Times New Roman" w:hAnsi="Times New Roman" w:eastAsia="Times New Roman" w:cs="Times New Roman"/>
                 <w:b w:val="0"/>
                 <w:i w:val="0"/>
                 <w:color w:val="000000"/>
-                <w:sz w:val="18"/>
+                <w:sz w:val="24"/>
               </w:rPr>
               <w:t>Correct direct answer</w:t>
             </w:r>
@@ -1445,11 +1455,11 @@
             </w:pPr>
             <w:r>
               <w:rPr>
-                <w:rFonts w:ascii="Arial" w:hAnsi="Arial" w:eastAsia="Arial"/>
+                <w:rFonts w:ascii="Times New Roman" w:hAnsi="Times New Roman" w:eastAsia="Times New Roman" w:cs="Times New Roman"/>
                 <w:b w:val="0"/>
                 <w:i w:val="0"/>
                 <w:color w:val="000000"/>
-                <w:sz w:val="18"/>
+                <w:sz w:val="24"/>
               </w:rPr>
               <w:t>Which minimum information makes a notification valid and reportable?</w:t>
             </w:r>
@@ -1472,11 +1482,11 @@
             </w:pPr>
             <w:r>
               <w:rPr>
-                <w:rFonts w:ascii="Arial" w:hAnsi="Arial" w:eastAsia="Arial"/>
+                <w:rFonts w:ascii="Times New Roman" w:hAnsi="Times New Roman" w:eastAsia="Times New Roman" w:cs="Times New Roman"/>
                 <w:b w:val="0"/>
                 <w:i w:val="0"/>
                 <w:color w:val="000000"/>
-                <w:sz w:val="18"/>
+                <w:sz w:val="24"/>
               </w:rPr>
               <w:t>The system retrieved RDC 406/2020, Art. 32 and gave the main required elements.</w:t>
             </w:r>
@@ -1504,11 +1514,11 @@
             </w:pPr>
             <w:r>
               <w:rPr>
-                <w:rFonts w:ascii="Arial" w:hAnsi="Arial" w:eastAsia="Arial"/>
+                <w:rFonts w:ascii="Times New Roman" w:hAnsi="Times New Roman" w:eastAsia="Times New Roman" w:cs="Times New Roman"/>
                 <w:b w:val="0"/>
                 <w:i w:val="0"/>
                 <w:color w:val="000000"/>
-                <w:sz w:val="18"/>
+                <w:sz w:val="24"/>
               </w:rPr>
               <w:t>Correct false-premise handling</w:t>
             </w:r>
@@ -1531,11 +1541,11 @@
             </w:pPr>
             <w:r>
               <w:rPr>
-                <w:rFonts w:ascii="Arial" w:hAnsi="Arial" w:eastAsia="Arial"/>
+                <w:rFonts w:ascii="Times New Roman" w:hAnsi="Times New Roman" w:eastAsia="Times New Roman" w:cs="Times New Roman"/>
                 <w:b w:val="0"/>
                 <w:i w:val="0"/>
                 <w:color w:val="000000"/>
-                <w:sz w:val="18"/>
+                <w:sz w:val="24"/>
               </w:rPr>
               <w:t>Is a notification valid without patient identification if the suspected medicine is named?</w:t>
             </w:r>
@@ -1558,11 +1568,11 @@
             </w:pPr>
             <w:r>
               <w:rPr>
-                <w:rFonts w:ascii="Arial" w:hAnsi="Arial" w:eastAsia="Arial"/>
+                <w:rFonts w:ascii="Times New Roman" w:hAnsi="Times New Roman" w:eastAsia="Times New Roman" w:cs="Times New Roman"/>
                 <w:b w:val="0"/>
                 <w:i w:val="0"/>
                 <w:color w:val="000000"/>
-                <w:sz w:val="18"/>
+                <w:sz w:val="24"/>
               </w:rPr>
               <w:t>The system rejected the premise and cited RDC 406/2020, Art. 32.</w:t>
             </w:r>
@@ -1590,11 +1600,11 @@
             </w:pPr>
             <w:r>
               <w:rPr>
-                <w:rFonts w:ascii="Arial" w:hAnsi="Arial" w:eastAsia="Arial"/>
+                <w:rFonts w:ascii="Times New Roman" w:hAnsi="Times New Roman" w:eastAsia="Times New Roman" w:cs="Times New Roman"/>
                 <w:b w:val="0"/>
                 <w:i w:val="0"/>
                 <w:color w:val="000000"/>
-                <w:sz w:val="18"/>
+                <w:sz w:val="24"/>
               </w:rPr>
               <w:t>Correct refusal</w:t>
             </w:r>
@@ -1617,11 +1627,11 @@
             </w:pPr>
             <w:r>
               <w:rPr>
-                <w:rFonts w:ascii="Arial" w:hAnsi="Arial" w:eastAsia="Arial"/>
+                <w:rFonts w:ascii="Times New Roman" w:hAnsi="Times New Roman" w:eastAsia="Times New Roman" w:cs="Times New Roman"/>
                 <w:b w:val="0"/>
                 <w:i w:val="0"/>
                 <w:color w:val="000000"/>
-                <w:sz w:val="18"/>
+                <w:sz w:val="24"/>
               </w:rPr>
               <w:t>What is the current MedDRA version required today?</w:t>
             </w:r>
@@ -1644,11 +1654,11 @@
             </w:pPr>
             <w:r>
               <w:rPr>
-                <w:rFonts w:ascii="Arial" w:hAnsi="Arial" w:eastAsia="Arial"/>
+                <w:rFonts w:ascii="Times New Roman" w:hAnsi="Times New Roman" w:eastAsia="Times New Roman" w:cs="Times New Roman"/>
                 <w:b w:val="0"/>
                 <w:i w:val="0"/>
                 <w:color w:val="000000"/>
-                <w:sz w:val="18"/>
+                <w:sz w:val="24"/>
               </w:rPr>
               <w:t>The system refused because the current required version was outside the indexed corpus.</w:t>
             </w:r>
@@ -1676,11 +1686,11 @@
             </w:pPr>
             <w:r>
               <w:rPr>
-                <w:rFonts w:ascii="Arial" w:hAnsi="Arial" w:eastAsia="Arial"/>
+                <w:rFonts w:ascii="Times New Roman" w:hAnsi="Times New Roman" w:eastAsia="Times New Roman" w:cs="Times New Roman"/>
                 <w:b w:val="0"/>
                 <w:i w:val="0"/>
                 <w:color w:val="000000"/>
-                <w:sz w:val="18"/>
+                <w:sz w:val="24"/>
               </w:rPr>
               <w:t>Incomplete answer</w:t>
             </w:r>
@@ -1703,11 +1713,11 @@
             </w:pPr>
             <w:r>
               <w:rPr>
-                <w:rFonts w:ascii="Arial" w:hAnsi="Arial" w:eastAsia="Arial"/>
+                <w:rFonts w:ascii="Times New Roman" w:hAnsi="Times New Roman" w:eastAsia="Times New Roman" w:cs="Times New Roman"/>
                 <w:b w:val="0"/>
                 <w:i w:val="0"/>
                 <w:color w:val="000000"/>
-                <w:sz w:val="18"/>
+                <w:sz w:val="24"/>
               </w:rPr>
               <w:t>What information must appear for non-printed instructions for use?</w:t>
             </w:r>
@@ -1730,11 +1740,11 @@
             </w:pPr>
             <w:r>
               <w:rPr>
-                <w:rFonts w:ascii="Arial" w:hAnsi="Arial" w:eastAsia="Arial"/>
+                <w:rFonts w:ascii="Times New Roman" w:hAnsi="Times New Roman" w:eastAsia="Times New Roman" w:cs="Times New Roman"/>
                 <w:b w:val="0"/>
                 <w:i w:val="0"/>
                 <w:color w:val="000000"/>
-                <w:sz w:val="18"/>
+                <w:sz w:val="24"/>
               </w:rPr>
               <w:t>The system retrieved RDC 751/2022, Art. 51 but omitted that instructions must remain available while the product is on the market.</w:t>
             </w:r>
@@ -1762,11 +1772,11 @@
             </w:pPr>
             <w:r>
               <w:rPr>
-                <w:rFonts w:ascii="Arial" w:hAnsi="Arial" w:eastAsia="Arial"/>
+                <w:rFonts w:ascii="Times New Roman" w:hAnsi="Times New Roman" w:eastAsia="Times New Roman" w:cs="Times New Roman"/>
                 <w:b w:val="0"/>
                 <w:i w:val="0"/>
                 <w:color w:val="000000"/>
-                <w:sz w:val="18"/>
+                <w:sz w:val="24"/>
               </w:rPr>
               <w:t>False refusal</w:t>
             </w:r>
@@ -1789,11 +1799,11 @@
             </w:pPr>
             <w:r>
               <w:rPr>
-                <w:rFonts w:ascii="Arial" w:hAnsi="Arial" w:eastAsia="Arial"/>
+                <w:rFonts w:ascii="Times New Roman" w:hAnsi="Times New Roman" w:eastAsia="Times New Roman" w:cs="Times New Roman"/>
                 <w:b w:val="0"/>
                 <w:i w:val="0"/>
                 <w:color w:val="000000"/>
-                <w:sz w:val="18"/>
+                <w:sz w:val="24"/>
               </w:rPr>
               <w:t>Under RDC 945/2024, until when must DSURs be sent to Anvisa and what is the annual reference date?</w:t>
             </w:r>
@@ -1816,11 +1826,11 @@
             </w:pPr>
             <w:r>
               <w:rPr>
-                <w:rFonts w:ascii="Arial" w:hAnsi="Arial" w:eastAsia="Arial"/>
+                <w:rFonts w:ascii="Times New Roman" w:hAnsi="Times New Roman" w:eastAsia="Times New Roman" w:cs="Times New Roman"/>
                 <w:b w:val="0"/>
                 <w:i w:val="0"/>
                 <w:color w:val="000000"/>
-                <w:sz w:val="18"/>
+                <w:sz w:val="24"/>
               </w:rPr>
               <w:t>One English external-test answer refused although the indexed corpus contained the answer.</w:t>
             </w:r>
@@ -1848,11 +1858,11 @@
             </w:pPr>
             <w:r>
               <w:rPr>
-                <w:rFonts w:ascii="Arial" w:hAnsi="Arial" w:eastAsia="Arial"/>
+                <w:rFonts w:ascii="Times New Roman" w:hAnsi="Times New Roman" w:eastAsia="Times New Roman" w:cs="Times New Roman"/>
                 <w:b w:val="0"/>
                 <w:i w:val="0"/>
                 <w:color w:val="000000"/>
-                <w:sz w:val="18"/>
+                <w:sz w:val="24"/>
               </w:rPr>
               <w:t>Refusal failure before calibration</w:t>
             </w:r>
@@ -1875,11 +1885,11 @@
             </w:pPr>
             <w:r>
               <w:rPr>
-                <w:rFonts w:ascii="Arial" w:hAnsi="Arial" w:eastAsia="Arial"/>
+                <w:rFonts w:ascii="Times New Roman" w:hAnsi="Times New Roman" w:eastAsia="Times New Roman" w:cs="Times New Roman"/>
                 <w:b w:val="0"/>
                 <w:i w:val="0"/>
                 <w:color w:val="000000"/>
-                <w:sz w:val="18"/>
+                <w:sz w:val="24"/>
               </w:rPr>
               <w:t>What is the current electronic form model for notifying SUSARs to Anvisa?</w:t>
             </w:r>
@@ -1902,11 +1912,11 @@
             </w:pPr>
             <w:r>
               <w:rPr>
-                <w:rFonts w:ascii="Arial" w:hAnsi="Arial" w:eastAsia="Arial"/>
+                <w:rFonts w:ascii="Times New Roman" w:hAnsi="Times New Roman" w:eastAsia="Times New Roman" w:cs="Times New Roman"/>
                 <w:b w:val="0"/>
                 <w:i w:val="0"/>
                 <w:color w:val="000000"/>
-                <w:sz w:val="18"/>
+                <w:sz w:val="24"/>
               </w:rPr>
               <w:t>The earlier system answered from a related notification rule although the exact current form model was absent.</w:t>
             </w:r>
@@ -1916,6 +1926,8 @@
     </w:tbl>
     <w:p/>
     <w:sectPr>
+      <w:headerReference w:type="default" r:id="rId9"/>
+      <w:footerReference w:type="default" r:id="rId10"/>
       <w:pgSz w:w="12240" w:h="15840"/>
       <w:pgMar w:top="1440" w:right="1440" w:bottom="1440" w:left="1440" w:header="720" w:footer="720" w:gutter="0"/>
       <w:cols w:space="720"/>
@@ -1923,6 +1935,26 @@
     </w:sectPr>
   </w:body>
 </w:document>
+</file>
+
+<file path=word/footer1.xml><?xml version="1.0" encoding="utf-8"?>
+<w:ftr xmlns:m="http://schemas.openxmlformats.org/officeDocument/2006/math" xmlns:mc="http://schemas.openxmlformats.org/markup-compatibility/2006" xmlns:mo="http://schemas.microsoft.com/office/mac/office/2008/main" xmlns:mv="urn:schemas-microsoft-com:mac:vml" xmlns:o="urn:schemas-microsoft-com:office:office" xmlns:r="http://schemas.openxmlformats.org/officeDocument/2006/relationships" xmlns:v="urn:schemas-microsoft-com:vml" xmlns:w10="urn:schemas-microsoft-com:office:word" xmlns:w14="http://schemas.microsoft.com/office/word/2010/wordml" xmlns:w="http://schemas.openxmlformats.org/wordprocessingml/2006/main" xmlns:wne="http://schemas.microsoft.com/office/word/2006/wordml" xmlns:wp14="http://schemas.microsoft.com/office/word/2010/wordprocessingDrawing" xmlns:wp="http://schemas.openxmlformats.org/drawingml/2006/wordprocessingDrawing" xmlns:wpc="http://schemas.microsoft.com/office/word/2010/wordprocessingCanvas" xmlns:wpg="http://schemas.microsoft.com/office/word/2010/wordprocessingGroup" xmlns:wpi="http://schemas.microsoft.com/office/word/2010/wordprocessingInk" xmlns:wps="http://schemas.microsoft.com/office/word/2010/wordprocessingShape" mc:Ignorable="w14 wp14">
+  <w:p>
+    <w:pPr>
+      <w:pStyle w:val="Footer"/>
+    </w:pPr>
+  </w:p>
+</w:ftr>
+</file>
+
+<file path=word/header1.xml><?xml version="1.0" encoding="utf-8"?>
+<w:hdr xmlns:m="http://schemas.openxmlformats.org/officeDocument/2006/math" xmlns:mc="http://schemas.openxmlformats.org/markup-compatibility/2006" xmlns:mo="http://schemas.microsoft.com/office/mac/office/2008/main" xmlns:mv="urn:schemas-microsoft-com:mac:vml" xmlns:o="urn:schemas-microsoft-com:office:office" xmlns:r="http://schemas.openxmlformats.org/officeDocument/2006/relationships" xmlns:v="urn:schemas-microsoft-com:vml" xmlns:w10="urn:schemas-microsoft-com:office:word" xmlns:w14="http://schemas.microsoft.com/office/word/2010/wordml" xmlns:w="http://schemas.openxmlformats.org/wordprocessingml/2006/main" xmlns:wne="http://schemas.microsoft.com/office/word/2006/wordml" xmlns:wp14="http://schemas.microsoft.com/office/word/2010/wordprocessingDrawing" xmlns:wp="http://schemas.openxmlformats.org/drawingml/2006/wordprocessingDrawing" xmlns:wpc="http://schemas.microsoft.com/office/word/2010/wordprocessingCanvas" xmlns:wpg="http://schemas.microsoft.com/office/word/2010/wordprocessingGroup" xmlns:wpi="http://schemas.microsoft.com/office/word/2010/wordprocessingInk" xmlns:wps="http://schemas.microsoft.com/office/word/2010/wordprocessingShape" mc:Ignorable="w14 wp14">
+  <w:p>
+    <w:pPr>
+      <w:pStyle w:val="Header"/>
+    </w:pPr>
+  </w:p>
+</w:hdr>
 </file>
 
 <file path=word/numbering.xml><?xml version="1.0" encoding="utf-8"?>
@@ -2289,9 +2321,9 @@
     <w:qFormat/>
     <w:rsid w:val="00FC693F"/>
     <w:rPr>
-      <w:rFonts w:ascii="Arial" w:hAnsi="Arial" w:eastAsia="Arial"/>
+      <w:rFonts w:ascii="Times New Roman" w:hAnsi="Times New Roman" w:eastAsia="Times New Roman" w:cs="Times New Roman"/>
       <w:color w:val="000000"/>
-      <w:sz w:val="22"/>
+      <w:sz w:val="24"/>
     </w:rPr>
   </w:style>
   <w:style w:type="paragraph" w:styleId="Header">
@@ -2308,6 +2340,11 @@
       </w:tabs>
       <w:spacing w:after="0" w:line="240" w:lineRule="auto"/>
     </w:pPr>
+    <w:rPr>
+      <w:rFonts w:ascii="Times New Roman" w:hAnsi="Times New Roman" w:eastAsia="Times New Roman" w:cs="Times New Roman"/>
+      <w:color w:val="000000"/>
+      <w:sz w:val="24"/>
+    </w:rPr>
   </w:style>
   <w:style w:type="character" w:customStyle="1" w:styleId="HeaderChar">
     <w:name w:val="Header Char"/>
@@ -2315,6 +2352,11 @@
     <w:link w:val="Header"/>
     <w:uiPriority w:val="99"/>
     <w:rsid w:val="00E618BF"/>
+    <w:rPr>
+      <w:rFonts w:ascii="Times New Roman" w:hAnsi="Times New Roman" w:eastAsia="Times New Roman" w:cs="Times New Roman"/>
+      <w:color w:val="000000"/>
+      <w:sz w:val="24"/>
+    </w:rPr>
   </w:style>
   <w:style w:type="paragraph" w:styleId="Footer">
     <w:name w:val="footer"/>
@@ -2330,6 +2372,11 @@
       </w:tabs>
       <w:spacing w:after="0" w:line="240" w:lineRule="auto"/>
     </w:pPr>
+    <w:rPr>
+      <w:rFonts w:ascii="Times New Roman" w:hAnsi="Times New Roman" w:eastAsia="Times New Roman" w:cs="Times New Roman"/>
+      <w:color w:val="000000"/>
+      <w:sz w:val="24"/>
+    </w:rPr>
   </w:style>
   <w:style w:type="character" w:customStyle="1" w:styleId="FooterChar">
     <w:name w:val="Footer Char"/>
@@ -2337,6 +2384,11 @@
     <w:link w:val="Footer"/>
     <w:uiPriority w:val="99"/>
     <w:rsid w:val="00E618BF"/>
+    <w:rPr>
+      <w:rFonts w:ascii="Times New Roman" w:hAnsi="Times New Roman" w:eastAsia="Times New Roman" w:cs="Times New Roman"/>
+      <w:color w:val="000000"/>
+      <w:sz w:val="24"/>
+    </w:rPr>
   </w:style>
   <w:style w:type="paragraph" w:styleId="Heading1">
     <w:name w:val="heading 1"/>
@@ -2353,11 +2405,11 @@
       <w:outlineLvl w:val="0"/>
     </w:pPr>
     <w:rPr>
-      <w:rFonts w:asciiTheme="majorHAnsi" w:eastAsiaTheme="majorEastAsia" w:hAnsiTheme="majorHAnsi" w:cstheme="majorBidi" w:ascii="Arial" w:hAnsi="Arial" w:eastAsia="Arial"/>
+      <w:rFonts w:asciiTheme="majorHAnsi" w:eastAsiaTheme="majorEastAsia" w:hAnsiTheme="majorHAnsi" w:cstheme="majorBidi" w:ascii="Times New Roman" w:hAnsi="Times New Roman" w:eastAsia="Times New Roman" w:cs="Times New Roman"/>
       <w:b w:val="0"/>
       <w:bCs/>
       <w:color w:val="000000"/>
-      <w:sz w:val="36"/>
+      <w:sz w:val="24"/>
       <w:szCs w:val="28"/>
     </w:rPr>
   </w:style>
@@ -2377,11 +2429,11 @@
       <w:outlineLvl w:val="1"/>
     </w:pPr>
     <w:rPr>
-      <w:rFonts w:asciiTheme="majorHAnsi" w:eastAsiaTheme="majorEastAsia" w:hAnsiTheme="majorHAnsi" w:cstheme="majorBidi" w:ascii="Arial" w:hAnsi="Arial" w:eastAsia="Arial"/>
+      <w:rFonts w:asciiTheme="majorHAnsi" w:eastAsiaTheme="majorEastAsia" w:hAnsiTheme="majorHAnsi" w:cstheme="majorBidi" w:ascii="Times New Roman" w:hAnsi="Times New Roman" w:eastAsia="Times New Roman" w:cs="Times New Roman"/>
       <w:b w:val="0"/>
       <w:bCs/>
       <w:color w:val="000000"/>
-      <w:sz w:val="28"/>
+      <w:sz w:val="24"/>
       <w:szCs w:val="26"/>
     </w:rPr>
   </w:style>
@@ -2401,7 +2453,7 @@
       <w:outlineLvl w:val="2"/>
     </w:pPr>
     <w:rPr>
-      <w:rFonts w:asciiTheme="majorHAnsi" w:eastAsiaTheme="majorEastAsia" w:hAnsiTheme="majorHAnsi" w:cstheme="majorBidi" w:ascii="Arial" w:hAnsi="Arial" w:eastAsia="Arial"/>
+      <w:rFonts w:asciiTheme="majorHAnsi" w:eastAsiaTheme="majorEastAsia" w:hAnsiTheme="majorHAnsi" w:cstheme="majorBidi" w:ascii="Times New Roman" w:hAnsi="Times New Roman" w:eastAsia="Times New Roman" w:cs="Times New Roman"/>
       <w:b w:val="0"/>
       <w:bCs/>
       <w:color w:val="000000"/>
@@ -2425,12 +2477,13 @@
       <w:outlineLvl w:val="3"/>
     </w:pPr>
     <w:rPr>
-      <w:rFonts w:asciiTheme="majorHAnsi" w:eastAsiaTheme="majorEastAsia" w:hAnsiTheme="majorHAnsi" w:cstheme="majorBidi"/>
+      <w:rFonts w:asciiTheme="majorHAnsi" w:eastAsiaTheme="majorEastAsia" w:hAnsiTheme="majorHAnsi" w:cstheme="majorBidi" w:ascii="Times New Roman" w:hAnsi="Times New Roman" w:eastAsia="Times New Roman" w:cs="Times New Roman"/>
       <w:b/>
       <w:bCs/>
       <w:i/>
       <w:iCs/>
-      <w:color w:val="4F81BD" w:themeColor="accent1"/>
+      <w:color w:val="000000"/>
+      <w:sz w:val="24"/>
     </w:rPr>
   </w:style>
   <w:style w:type="paragraph" w:styleId="Heading5">
@@ -2450,8 +2503,9 @@
       <w:outlineLvl w:val="4"/>
     </w:pPr>
     <w:rPr>
-      <w:rFonts w:asciiTheme="majorHAnsi" w:eastAsiaTheme="majorEastAsia" w:hAnsiTheme="majorHAnsi" w:cstheme="majorBidi"/>
-      <w:color w:val="243F60" w:themeColor="accent1" w:themeShade="7F"/>
+      <w:rFonts w:asciiTheme="majorHAnsi" w:eastAsiaTheme="majorEastAsia" w:hAnsiTheme="majorHAnsi" w:cstheme="majorBidi" w:ascii="Times New Roman" w:hAnsi="Times New Roman" w:eastAsia="Times New Roman" w:cs="Times New Roman"/>
+      <w:color w:val="000000"/>
+      <w:sz w:val="24"/>
     </w:rPr>
   </w:style>
   <w:style w:type="paragraph" w:styleId="Heading6">
@@ -2471,10 +2525,11 @@
       <w:outlineLvl w:val="5"/>
     </w:pPr>
     <w:rPr>
-      <w:rFonts w:asciiTheme="majorHAnsi" w:eastAsiaTheme="majorEastAsia" w:hAnsiTheme="majorHAnsi" w:cstheme="majorBidi"/>
+      <w:rFonts w:asciiTheme="majorHAnsi" w:eastAsiaTheme="majorEastAsia" w:hAnsiTheme="majorHAnsi" w:cstheme="majorBidi" w:ascii="Times New Roman" w:hAnsi="Times New Roman" w:eastAsia="Times New Roman" w:cs="Times New Roman"/>
       <w:i/>
       <w:iCs/>
-      <w:color w:val="243F60" w:themeColor="accent1" w:themeShade="7F"/>
+      <w:color w:val="000000"/>
+      <w:sz w:val="24"/>
     </w:rPr>
   </w:style>
   <w:style w:type="paragraph" w:styleId="Heading7">
@@ -2494,10 +2549,11 @@
       <w:outlineLvl w:val="6"/>
     </w:pPr>
     <w:rPr>
-      <w:rFonts w:asciiTheme="majorHAnsi" w:eastAsiaTheme="majorEastAsia" w:hAnsiTheme="majorHAnsi" w:cstheme="majorBidi"/>
+      <w:rFonts w:asciiTheme="majorHAnsi" w:eastAsiaTheme="majorEastAsia" w:hAnsiTheme="majorHAnsi" w:cstheme="majorBidi" w:ascii="Times New Roman" w:hAnsi="Times New Roman" w:eastAsia="Times New Roman" w:cs="Times New Roman"/>
       <w:i/>
       <w:iCs/>
-      <w:color w:val="404040" w:themeColor="text1" w:themeTint="BF"/>
+      <w:color w:val="000000"/>
+      <w:sz w:val="24"/>
     </w:rPr>
   </w:style>
   <w:style w:type="paragraph" w:styleId="Heading8">
@@ -2517,9 +2573,9 @@
       <w:outlineLvl w:val="7"/>
     </w:pPr>
     <w:rPr>
-      <w:rFonts w:asciiTheme="majorHAnsi" w:eastAsiaTheme="majorEastAsia" w:hAnsiTheme="majorHAnsi" w:cstheme="majorBidi"/>
-      <w:color w:val="4F81BD" w:themeColor="accent1"/>
-      <w:sz w:val="20"/>
+      <w:rFonts w:asciiTheme="majorHAnsi" w:eastAsiaTheme="majorEastAsia" w:hAnsiTheme="majorHAnsi" w:cstheme="majorBidi" w:ascii="Times New Roman" w:hAnsi="Times New Roman" w:eastAsia="Times New Roman" w:cs="Times New Roman"/>
+      <w:color w:val="000000"/>
+      <w:sz w:val="24"/>
       <w:szCs w:val="20"/>
     </w:rPr>
   </w:style>
@@ -2540,11 +2596,11 @@
       <w:outlineLvl w:val="8"/>
     </w:pPr>
     <w:rPr>
-      <w:rFonts w:asciiTheme="majorHAnsi" w:eastAsiaTheme="majorEastAsia" w:hAnsiTheme="majorHAnsi" w:cstheme="majorBidi"/>
+      <w:rFonts w:asciiTheme="majorHAnsi" w:eastAsiaTheme="majorEastAsia" w:hAnsiTheme="majorHAnsi" w:cstheme="majorBidi" w:ascii="Times New Roman" w:hAnsi="Times New Roman" w:eastAsia="Times New Roman" w:cs="Times New Roman"/>
       <w:i/>
       <w:iCs/>
-      <w:color w:val="404040" w:themeColor="text1" w:themeTint="BF"/>
-      <w:sz w:val="20"/>
+      <w:color w:val="000000"/>
+      <w:sz w:val="24"/>
       <w:szCs w:val="20"/>
     </w:rPr>
   </w:style>
@@ -2553,6 +2609,11 @@
     <w:uiPriority w:val="1"/>
     <w:semiHidden/>
     <w:unhideWhenUsed/>
+    <w:rPr>
+      <w:rFonts w:ascii="Times New Roman" w:hAnsi="Times New Roman" w:eastAsia="Times New Roman" w:cs="Times New Roman"/>
+      <w:color w:val="000000"/>
+      <w:sz w:val="24"/>
+    </w:rPr>
   </w:style>
   <w:style w:type="table" w:default="1" w:styleId="TableNormal">
     <w:name w:val="Normal Table"/>
@@ -2583,6 +2644,11 @@
     <w:pPr>
       <w:spacing w:after="0" w:line="240" w:lineRule="auto"/>
     </w:pPr>
+    <w:rPr>
+      <w:rFonts w:ascii="Times New Roman" w:hAnsi="Times New Roman" w:eastAsia="Times New Roman" w:cs="Times New Roman"/>
+      <w:color w:val="000000"/>
+      <w:sz w:val="24"/>
+    </w:rPr>
   </w:style>
   <w:style w:type="character" w:customStyle="1" w:styleId="Heading1Char">
     <w:name w:val="Heading 1 Char"/>
@@ -2591,11 +2657,11 @@
     <w:uiPriority w:val="9"/>
     <w:rsid w:val="00FC693F"/>
     <w:rPr>
-      <w:rFonts w:asciiTheme="majorHAnsi" w:eastAsiaTheme="majorEastAsia" w:hAnsiTheme="majorHAnsi" w:cstheme="majorBidi"/>
+      <w:rFonts w:asciiTheme="majorHAnsi" w:eastAsiaTheme="majorEastAsia" w:hAnsiTheme="majorHAnsi" w:cstheme="majorBidi" w:ascii="Times New Roman" w:hAnsi="Times New Roman" w:eastAsia="Times New Roman" w:cs="Times New Roman"/>
       <w:b/>
       <w:bCs/>
-      <w:color w:val="365F91" w:themeColor="accent1" w:themeShade="BF"/>
-      <w:sz w:val="28"/>
+      <w:color w:val="000000"/>
+      <w:sz w:val="24"/>
       <w:szCs w:val="28"/>
     </w:rPr>
   </w:style>
@@ -2606,11 +2672,11 @@
     <w:uiPriority w:val="9"/>
     <w:rsid w:val="00FC693F"/>
     <w:rPr>
-      <w:rFonts w:asciiTheme="majorHAnsi" w:eastAsiaTheme="majorEastAsia" w:hAnsiTheme="majorHAnsi" w:cstheme="majorBidi"/>
+      <w:rFonts w:asciiTheme="majorHAnsi" w:eastAsiaTheme="majorEastAsia" w:hAnsiTheme="majorHAnsi" w:cstheme="majorBidi" w:ascii="Times New Roman" w:hAnsi="Times New Roman" w:eastAsia="Times New Roman" w:cs="Times New Roman"/>
       <w:b/>
       <w:bCs/>
-      <w:color w:val="4F81BD" w:themeColor="accent1"/>
-      <w:sz w:val="26"/>
+      <w:color w:val="000000"/>
+      <w:sz w:val="24"/>
       <w:szCs w:val="26"/>
     </w:rPr>
   </w:style>
@@ -2621,10 +2687,11 @@
     <w:uiPriority w:val="9"/>
     <w:rsid w:val="00FC693F"/>
     <w:rPr>
-      <w:rFonts w:asciiTheme="majorHAnsi" w:eastAsiaTheme="majorEastAsia" w:hAnsiTheme="majorHAnsi" w:cstheme="majorBidi"/>
+      <w:rFonts w:asciiTheme="majorHAnsi" w:eastAsiaTheme="majorEastAsia" w:hAnsiTheme="majorHAnsi" w:cstheme="majorBidi" w:ascii="Times New Roman" w:hAnsi="Times New Roman" w:eastAsia="Times New Roman" w:cs="Times New Roman"/>
       <w:b/>
       <w:bCs/>
-      <w:color w:val="4F81BD" w:themeColor="accent1"/>
+      <w:color w:val="000000"/>
+      <w:sz w:val="24"/>
     </w:rPr>
   </w:style>
   <w:style w:type="paragraph" w:styleId="Title">
@@ -2643,11 +2710,11 @@
       <w:contextualSpacing/>
     </w:pPr>
     <w:rPr>
-      <w:rFonts w:asciiTheme="majorHAnsi" w:eastAsiaTheme="majorEastAsia" w:hAnsiTheme="majorHAnsi" w:cstheme="majorBidi"/>
-      <w:color w:val="17365D" w:themeColor="text2" w:themeShade="BF"/>
+      <w:rFonts w:asciiTheme="majorHAnsi" w:eastAsiaTheme="majorEastAsia" w:hAnsiTheme="majorHAnsi" w:cstheme="majorBidi" w:ascii="Times New Roman" w:hAnsi="Times New Roman" w:eastAsia="Times New Roman" w:cs="Times New Roman"/>
+      <w:color w:val="000000"/>
       <w:spacing w:val="5"/>
       <w:kern w:val="28"/>
-      <w:sz w:val="52"/>
+      <w:sz w:val="24"/>
       <w:szCs w:val="52"/>
     </w:rPr>
   </w:style>
@@ -2658,11 +2725,11 @@
     <w:uiPriority w:val="10"/>
     <w:rsid w:val="00FC693F"/>
     <w:rPr>
-      <w:rFonts w:asciiTheme="majorHAnsi" w:eastAsiaTheme="majorEastAsia" w:hAnsiTheme="majorHAnsi" w:cstheme="majorBidi"/>
-      <w:color w:val="17365D" w:themeColor="text2" w:themeShade="BF"/>
+      <w:rFonts w:asciiTheme="majorHAnsi" w:eastAsiaTheme="majorEastAsia" w:hAnsiTheme="majorHAnsi" w:cstheme="majorBidi" w:ascii="Times New Roman" w:hAnsi="Times New Roman" w:eastAsia="Times New Roman" w:cs="Times New Roman"/>
+      <w:color w:val="000000"/>
       <w:spacing w:val="5"/>
       <w:kern w:val="28"/>
-      <w:sz w:val="52"/>
+      <w:sz w:val="24"/>
       <w:szCs w:val="52"/>
     </w:rPr>
   </w:style>
@@ -2680,10 +2747,10 @@
       </w:numPr>
     </w:pPr>
     <w:rPr>
-      <w:rFonts w:asciiTheme="majorHAnsi" w:eastAsiaTheme="majorEastAsia" w:hAnsiTheme="majorHAnsi" w:cstheme="majorBidi"/>
+      <w:rFonts w:asciiTheme="majorHAnsi" w:eastAsiaTheme="majorEastAsia" w:hAnsiTheme="majorHAnsi" w:cstheme="majorBidi" w:ascii="Times New Roman" w:hAnsi="Times New Roman" w:eastAsia="Times New Roman" w:cs="Times New Roman"/>
       <w:i/>
       <w:iCs/>
-      <w:color w:val="4F81BD" w:themeColor="accent1"/>
+      <w:color w:val="000000"/>
       <w:spacing w:val="15"/>
       <w:sz w:val="24"/>
       <w:szCs w:val="24"/>
@@ -2696,10 +2763,10 @@
     <w:uiPriority w:val="11"/>
     <w:rsid w:val="00FC693F"/>
     <w:rPr>
-      <w:rFonts w:asciiTheme="majorHAnsi" w:eastAsiaTheme="majorEastAsia" w:hAnsiTheme="majorHAnsi" w:cstheme="majorBidi"/>
+      <w:rFonts w:asciiTheme="majorHAnsi" w:eastAsiaTheme="majorEastAsia" w:hAnsiTheme="majorHAnsi" w:cstheme="majorBidi" w:ascii="Times New Roman" w:hAnsi="Times New Roman" w:eastAsia="Times New Roman" w:cs="Times New Roman"/>
       <w:i/>
       <w:iCs/>
-      <w:color w:val="4F81BD" w:themeColor="accent1"/>
+      <w:color w:val="000000"/>
       <w:spacing w:val="15"/>
       <w:sz w:val="24"/>
       <w:szCs w:val="24"/>
@@ -2715,6 +2782,11 @@
       <w:ind w:left="720"/>
       <w:contextualSpacing/>
     </w:pPr>
+    <w:rPr>
+      <w:rFonts w:ascii="Times New Roman" w:hAnsi="Times New Roman" w:eastAsia="Times New Roman" w:cs="Times New Roman"/>
+      <w:color w:val="000000"/>
+      <w:sz w:val="24"/>
+    </w:rPr>
   </w:style>
   <w:style w:type="paragraph" w:styleId="BodyText">
     <w:name w:val="Body Text"/>
@@ -2726,6 +2798,11 @@
     <w:pPr>
       <w:spacing w:after="120"/>
     </w:pPr>
+    <w:rPr>
+      <w:rFonts w:ascii="Times New Roman" w:hAnsi="Times New Roman" w:eastAsia="Times New Roman" w:cs="Times New Roman"/>
+      <w:color w:val="000000"/>
+      <w:sz w:val="24"/>
+    </w:rPr>
   </w:style>
   <w:style w:type="character" w:customStyle="1" w:styleId="BodyTextChar">
     <w:name w:val="Body Text Char"/>
@@ -2733,6 +2810,11 @@
     <w:link w:val="BodyText"/>
     <w:uiPriority w:val="99"/>
     <w:rsid w:val="00AA1D8D"/>
+    <w:rPr>
+      <w:rFonts w:ascii="Times New Roman" w:hAnsi="Times New Roman" w:eastAsia="Times New Roman" w:cs="Times New Roman"/>
+      <w:color w:val="000000"/>
+      <w:sz w:val="24"/>
+    </w:rPr>
   </w:style>
   <w:style w:type="paragraph" w:styleId="BodyText2">
     <w:name w:val="Body Text 2"/>
@@ -2744,6 +2826,11 @@
     <w:pPr>
       <w:spacing w:after="120" w:line="480" w:lineRule="auto"/>
     </w:pPr>
+    <w:rPr>
+      <w:rFonts w:ascii="Times New Roman" w:hAnsi="Times New Roman" w:eastAsia="Times New Roman" w:cs="Times New Roman"/>
+      <w:color w:val="000000"/>
+      <w:sz w:val="24"/>
+    </w:rPr>
   </w:style>
   <w:style w:type="character" w:customStyle="1" w:styleId="BodyText2Char">
     <w:name w:val="Body Text 2 Char"/>
@@ -2751,6 +2838,11 @@
     <w:link w:val="BodyText2"/>
     <w:uiPriority w:val="99"/>
     <w:rsid w:val="00AA1D8D"/>
+    <w:rPr>
+      <w:rFonts w:ascii="Times New Roman" w:hAnsi="Times New Roman" w:eastAsia="Times New Roman" w:cs="Times New Roman"/>
+      <w:color w:val="000000"/>
+      <w:sz w:val="24"/>
+    </w:rPr>
   </w:style>
   <w:style w:type="paragraph" w:styleId="BodyText3">
     <w:name w:val="Body Text 3"/>
@@ -2763,7 +2855,9 @@
       <w:spacing w:after="120"/>
     </w:pPr>
     <w:rPr>
-      <w:sz w:val="16"/>
+      <w:rFonts w:ascii="Times New Roman" w:hAnsi="Times New Roman" w:eastAsia="Times New Roman" w:cs="Times New Roman"/>
+      <w:color w:val="000000"/>
+      <w:sz w:val="24"/>
       <w:szCs w:val="16"/>
     </w:rPr>
   </w:style>
@@ -2774,7 +2868,9 @@
     <w:uiPriority w:val="99"/>
     <w:rsid w:val="00AA1D8D"/>
     <w:rPr>
-      <w:sz w:val="16"/>
+      <w:rFonts w:ascii="Times New Roman" w:hAnsi="Times New Roman" w:eastAsia="Times New Roman" w:cs="Times New Roman"/>
+      <w:color w:val="000000"/>
+      <w:sz w:val="24"/>
       <w:szCs w:val="16"/>
     </w:rPr>
   </w:style>
@@ -2788,6 +2884,11 @@
       <w:ind w:left="360" w:hanging="360"/>
       <w:contextualSpacing/>
     </w:pPr>
+    <w:rPr>
+      <w:rFonts w:ascii="Times New Roman" w:hAnsi="Times New Roman" w:eastAsia="Times New Roman" w:cs="Times New Roman"/>
+      <w:color w:val="000000"/>
+      <w:sz w:val="24"/>
+    </w:rPr>
   </w:style>
   <w:style w:type="paragraph" w:styleId="List2">
     <w:name w:val="List 2"/>
@@ -2799,6 +2900,11 @@
       <w:ind w:left="720" w:hanging="360"/>
       <w:contextualSpacing/>
     </w:pPr>
+    <w:rPr>
+      <w:rFonts w:ascii="Times New Roman" w:hAnsi="Times New Roman" w:eastAsia="Times New Roman" w:cs="Times New Roman"/>
+      <w:color w:val="000000"/>
+      <w:sz w:val="24"/>
+    </w:rPr>
   </w:style>
   <w:style w:type="paragraph" w:styleId="List3">
     <w:name w:val="List 3"/>
@@ -2810,6 +2916,11 @@
       <w:ind w:left="1080" w:hanging="360"/>
       <w:contextualSpacing/>
     </w:pPr>
+    <w:rPr>
+      <w:rFonts w:ascii="Times New Roman" w:hAnsi="Times New Roman" w:eastAsia="Times New Roman" w:cs="Times New Roman"/>
+      <w:color w:val="000000"/>
+      <w:sz w:val="24"/>
+    </w:rPr>
   </w:style>
   <w:style w:type="paragraph" w:styleId="ListBullet">
     <w:name w:val="List Bullet"/>
@@ -2823,6 +2934,11 @@
       </w:numPr>
       <w:contextualSpacing/>
     </w:pPr>
+    <w:rPr>
+      <w:rFonts w:ascii="Times New Roman" w:hAnsi="Times New Roman" w:eastAsia="Times New Roman" w:cs="Times New Roman"/>
+      <w:color w:val="000000"/>
+      <w:sz w:val="24"/>
+    </w:rPr>
   </w:style>
   <w:style w:type="paragraph" w:styleId="ListBullet2">
     <w:name w:val="List Bullet 2"/>
@@ -2836,6 +2952,11 @@
       </w:numPr>
       <w:contextualSpacing/>
     </w:pPr>
+    <w:rPr>
+      <w:rFonts w:ascii="Times New Roman" w:hAnsi="Times New Roman" w:eastAsia="Times New Roman" w:cs="Times New Roman"/>
+      <w:color w:val="000000"/>
+      <w:sz w:val="24"/>
+    </w:rPr>
   </w:style>
   <w:style w:type="paragraph" w:styleId="ListBullet3">
     <w:name w:val="List Bullet 3"/>
@@ -2849,6 +2970,11 @@
       </w:numPr>
       <w:contextualSpacing/>
     </w:pPr>
+    <w:rPr>
+      <w:rFonts w:ascii="Times New Roman" w:hAnsi="Times New Roman" w:eastAsia="Times New Roman" w:cs="Times New Roman"/>
+      <w:color w:val="000000"/>
+      <w:sz w:val="24"/>
+    </w:rPr>
   </w:style>
   <w:style w:type="paragraph" w:styleId="ListNumber">
     <w:name w:val="List Number"/>
@@ -2862,6 +2988,11 @@
       </w:numPr>
       <w:contextualSpacing/>
     </w:pPr>
+    <w:rPr>
+      <w:rFonts w:ascii="Times New Roman" w:hAnsi="Times New Roman" w:eastAsia="Times New Roman" w:cs="Times New Roman"/>
+      <w:color w:val="000000"/>
+      <w:sz w:val="24"/>
+    </w:rPr>
   </w:style>
   <w:style w:type="paragraph" w:styleId="ListNumber2">
     <w:name w:val="List Number 2"/>
@@ -2875,6 +3006,11 @@
       </w:numPr>
       <w:contextualSpacing/>
     </w:pPr>
+    <w:rPr>
+      <w:rFonts w:ascii="Times New Roman" w:hAnsi="Times New Roman" w:eastAsia="Times New Roman" w:cs="Times New Roman"/>
+      <w:color w:val="000000"/>
+      <w:sz w:val="24"/>
+    </w:rPr>
   </w:style>
   <w:style w:type="paragraph" w:styleId="ListNumber3">
     <w:name w:val="List Number 3"/>
@@ -2888,6 +3024,11 @@
       </w:numPr>
       <w:contextualSpacing/>
     </w:pPr>
+    <w:rPr>
+      <w:rFonts w:ascii="Times New Roman" w:hAnsi="Times New Roman" w:eastAsia="Times New Roman" w:cs="Times New Roman"/>
+      <w:color w:val="000000"/>
+      <w:sz w:val="24"/>
+    </w:rPr>
   </w:style>
   <w:style w:type="paragraph" w:styleId="ListContinue">
     <w:name w:val="List Continue"/>
@@ -2900,6 +3041,11 @@
       <w:ind w:left="360"/>
       <w:contextualSpacing/>
     </w:pPr>
+    <w:rPr>
+      <w:rFonts w:ascii="Times New Roman" w:hAnsi="Times New Roman" w:eastAsia="Times New Roman" w:cs="Times New Roman"/>
+      <w:color w:val="000000"/>
+      <w:sz w:val="24"/>
+    </w:rPr>
   </w:style>
   <w:style w:type="paragraph" w:styleId="ListContinue2">
     <w:name w:val="List Continue 2"/>
@@ -2912,6 +3058,11 @@
       <w:ind w:left="720"/>
       <w:contextualSpacing/>
     </w:pPr>
+    <w:rPr>
+      <w:rFonts w:ascii="Times New Roman" w:hAnsi="Times New Roman" w:eastAsia="Times New Roman" w:cs="Times New Roman"/>
+      <w:color w:val="000000"/>
+      <w:sz w:val="24"/>
+    </w:rPr>
   </w:style>
   <w:style w:type="paragraph" w:styleId="ListContinue3">
     <w:name w:val="List Continue 3"/>
@@ -2924,6 +3075,11 @@
       <w:ind w:left="1080"/>
       <w:contextualSpacing/>
     </w:pPr>
+    <w:rPr>
+      <w:rFonts w:ascii="Times New Roman" w:hAnsi="Times New Roman" w:eastAsia="Times New Roman" w:cs="Times New Roman"/>
+      <w:color w:val="000000"/>
+      <w:sz w:val="24"/>
+    </w:rPr>
   </w:style>
   <w:style w:type="paragraph" w:styleId="MacroText">
     <w:name w:val="macro"/>
@@ -2943,8 +3099,9 @@
       </w:tabs>
     </w:pPr>
     <w:rPr>
-      <w:rFonts w:ascii="Courier" w:hAnsi="Courier"/>
-      <w:sz w:val="20"/>
+      <w:rFonts w:ascii="Times New Roman" w:hAnsi="Times New Roman" w:eastAsia="Times New Roman" w:cs="Times New Roman"/>
+      <w:color w:val="000000"/>
+      <w:sz w:val="24"/>
       <w:szCs w:val="20"/>
     </w:rPr>
   </w:style>
@@ -2955,8 +3112,9 @@
     <w:uiPriority w:val="99"/>
     <w:rsid w:val="0029639D"/>
     <w:rPr>
-      <w:rFonts w:ascii="Courier" w:hAnsi="Courier"/>
-      <w:sz w:val="20"/>
+      <w:rFonts w:ascii="Times New Roman" w:hAnsi="Times New Roman" w:eastAsia="Times New Roman" w:cs="Times New Roman"/>
+      <w:color w:val="000000"/>
+      <w:sz w:val="24"/>
       <w:szCs w:val="20"/>
     </w:rPr>
   </w:style>
@@ -2969,9 +3127,11 @@
     <w:qFormat/>
     <w:rsid w:val="00FC693F"/>
     <w:rPr>
+      <w:rFonts w:ascii="Times New Roman" w:hAnsi="Times New Roman" w:eastAsia="Times New Roman" w:cs="Times New Roman"/>
       <w:i/>
       <w:iCs/>
-      <w:color w:val="000000" w:themeColor="text1"/>
+      <w:color w:val="000000"/>
+      <w:sz w:val="24"/>
     </w:rPr>
   </w:style>
   <w:style w:type="character" w:customStyle="1" w:styleId="QuoteChar">
@@ -2981,9 +3141,11 @@
     <w:uiPriority w:val="29"/>
     <w:rsid w:val="00FC693F"/>
     <w:rPr>
+      <w:rFonts w:ascii="Times New Roman" w:hAnsi="Times New Roman" w:eastAsia="Times New Roman" w:cs="Times New Roman"/>
       <w:i/>
       <w:iCs/>
-      <w:color w:val="000000" w:themeColor="text1"/>
+      <w:color w:val="000000"/>
+      <w:sz w:val="24"/>
     </w:rPr>
   </w:style>
   <w:style w:type="character" w:customStyle="1" w:styleId="Heading4Char">
@@ -2994,12 +3156,13 @@
     <w:semiHidden/>
     <w:rsid w:val="00FC693F"/>
     <w:rPr>
-      <w:rFonts w:asciiTheme="majorHAnsi" w:eastAsiaTheme="majorEastAsia" w:hAnsiTheme="majorHAnsi" w:cstheme="majorBidi"/>
+      <w:rFonts w:asciiTheme="majorHAnsi" w:eastAsiaTheme="majorEastAsia" w:hAnsiTheme="majorHAnsi" w:cstheme="majorBidi" w:ascii="Times New Roman" w:hAnsi="Times New Roman" w:eastAsia="Times New Roman" w:cs="Times New Roman"/>
       <w:b/>
       <w:bCs/>
       <w:i/>
       <w:iCs/>
-      <w:color w:val="4F81BD" w:themeColor="accent1"/>
+      <w:color w:val="000000"/>
+      <w:sz w:val="24"/>
     </w:rPr>
   </w:style>
   <w:style w:type="character" w:customStyle="1" w:styleId="Heading5Char">
@@ -3010,8 +3173,9 @@
     <w:semiHidden/>
     <w:rsid w:val="00FC693F"/>
     <w:rPr>
-      <w:rFonts w:asciiTheme="majorHAnsi" w:eastAsiaTheme="majorEastAsia" w:hAnsiTheme="majorHAnsi" w:cstheme="majorBidi"/>
-      <w:color w:val="243F60" w:themeColor="accent1" w:themeShade="7F"/>
+      <w:rFonts w:asciiTheme="majorHAnsi" w:eastAsiaTheme="majorEastAsia" w:hAnsiTheme="majorHAnsi" w:cstheme="majorBidi" w:ascii="Times New Roman" w:hAnsi="Times New Roman" w:eastAsia="Times New Roman" w:cs="Times New Roman"/>
+      <w:color w:val="000000"/>
+      <w:sz w:val="24"/>
     </w:rPr>
   </w:style>
   <w:style w:type="character" w:customStyle="1" w:styleId="Heading6Char">
@@ -3022,10 +3186,11 @@
     <w:semiHidden/>
     <w:rsid w:val="00FC693F"/>
     <w:rPr>
-      <w:rFonts w:asciiTheme="majorHAnsi" w:eastAsiaTheme="majorEastAsia" w:hAnsiTheme="majorHAnsi" w:cstheme="majorBidi"/>
+      <w:rFonts w:asciiTheme="majorHAnsi" w:eastAsiaTheme="majorEastAsia" w:hAnsiTheme="majorHAnsi" w:cstheme="majorBidi" w:ascii="Times New Roman" w:hAnsi="Times New Roman" w:eastAsia="Times New Roman" w:cs="Times New Roman"/>
       <w:i/>
       <w:iCs/>
-      <w:color w:val="243F60" w:themeColor="accent1" w:themeShade="7F"/>
+      <w:color w:val="000000"/>
+      <w:sz w:val="24"/>
     </w:rPr>
   </w:style>
   <w:style w:type="character" w:customStyle="1" w:styleId="Heading7Char">
@@ -3036,10 +3201,11 @@
     <w:semiHidden/>
     <w:rsid w:val="00FC693F"/>
     <w:rPr>
-      <w:rFonts w:asciiTheme="majorHAnsi" w:eastAsiaTheme="majorEastAsia" w:hAnsiTheme="majorHAnsi" w:cstheme="majorBidi"/>
+      <w:rFonts w:asciiTheme="majorHAnsi" w:eastAsiaTheme="majorEastAsia" w:hAnsiTheme="majorHAnsi" w:cstheme="majorBidi" w:ascii="Times New Roman" w:hAnsi="Times New Roman" w:eastAsia="Times New Roman" w:cs="Times New Roman"/>
       <w:i/>
       <w:iCs/>
-      <w:color w:val="404040" w:themeColor="text1" w:themeTint="BF"/>
+      <w:color w:val="000000"/>
+      <w:sz w:val="24"/>
     </w:rPr>
   </w:style>
   <w:style w:type="character" w:customStyle="1" w:styleId="Heading8Char">
@@ -3050,9 +3216,9 @@
     <w:semiHidden/>
     <w:rsid w:val="00FC693F"/>
     <w:rPr>
-      <w:rFonts w:asciiTheme="majorHAnsi" w:eastAsiaTheme="majorEastAsia" w:hAnsiTheme="majorHAnsi" w:cstheme="majorBidi"/>
-      <w:color w:val="4F81BD" w:themeColor="accent1"/>
-      <w:sz w:val="20"/>
+      <w:rFonts w:asciiTheme="majorHAnsi" w:eastAsiaTheme="majorEastAsia" w:hAnsiTheme="majorHAnsi" w:cstheme="majorBidi" w:ascii="Times New Roman" w:hAnsi="Times New Roman" w:eastAsia="Times New Roman" w:cs="Times New Roman"/>
+      <w:color w:val="000000"/>
+      <w:sz w:val="24"/>
       <w:szCs w:val="20"/>
     </w:rPr>
   </w:style>
@@ -3064,11 +3230,11 @@
     <w:semiHidden/>
     <w:rsid w:val="00FC693F"/>
     <w:rPr>
-      <w:rFonts w:asciiTheme="majorHAnsi" w:eastAsiaTheme="majorEastAsia" w:hAnsiTheme="majorHAnsi" w:cstheme="majorBidi"/>
+      <w:rFonts w:asciiTheme="majorHAnsi" w:eastAsiaTheme="majorEastAsia" w:hAnsiTheme="majorHAnsi" w:cstheme="majorBidi" w:ascii="Times New Roman" w:hAnsi="Times New Roman" w:eastAsia="Times New Roman" w:cs="Times New Roman"/>
       <w:i/>
       <w:iCs/>
-      <w:color w:val="404040" w:themeColor="text1" w:themeTint="BF"/>
-      <w:sz w:val="20"/>
+      <w:color w:val="000000"/>
+      <w:sz w:val="24"/>
       <w:szCs w:val="20"/>
     </w:rPr>
   </w:style>
@@ -3085,10 +3251,11 @@
       <w:spacing w:line="240" w:lineRule="auto"/>
     </w:pPr>
     <w:rPr>
+      <w:rFonts w:ascii="Times New Roman" w:hAnsi="Times New Roman" w:eastAsia="Times New Roman" w:cs="Times New Roman"/>
       <w:b/>
       <w:bCs/>
-      <w:color w:val="4F81BD" w:themeColor="accent1"/>
-      <w:sz w:val="18"/>
+      <w:color w:val="000000"/>
+      <w:sz w:val="24"/>
       <w:szCs w:val="18"/>
     </w:rPr>
   </w:style>
@@ -3099,8 +3266,11 @@
     <w:qFormat/>
     <w:rsid w:val="00FC693F"/>
     <w:rPr>
+      <w:rFonts w:ascii="Times New Roman" w:hAnsi="Times New Roman" w:eastAsia="Times New Roman" w:cs="Times New Roman"/>
       <w:b/>
       <w:bCs/>
+      <w:color w:val="000000"/>
+      <w:sz w:val="24"/>
     </w:rPr>
   </w:style>
   <w:style w:type="character" w:styleId="Emphasis">
@@ -3110,8 +3280,11 @@
     <w:qFormat/>
     <w:rsid w:val="00FC693F"/>
     <w:rPr>
+      <w:rFonts w:ascii="Times New Roman" w:hAnsi="Times New Roman" w:eastAsia="Times New Roman" w:cs="Times New Roman"/>
       <w:i/>
       <w:iCs/>
+      <w:color w:val="000000"/>
+      <w:sz w:val="24"/>
     </w:rPr>
   </w:style>
   <w:style w:type="paragraph" w:styleId="IntenseQuote">
@@ -3130,11 +3303,13 @@
       <w:ind w:left="936" w:right="936"/>
     </w:pPr>
     <w:rPr>
+      <w:rFonts w:ascii="Times New Roman" w:hAnsi="Times New Roman" w:eastAsia="Times New Roman" w:cs="Times New Roman"/>
       <w:b/>
       <w:bCs/>
       <w:i/>
       <w:iCs/>
-      <w:color w:val="4F81BD" w:themeColor="accent1"/>
+      <w:color w:val="000000"/>
+      <w:sz w:val="24"/>
     </w:rPr>
   </w:style>
   <w:style w:type="character" w:customStyle="1" w:styleId="IntenseQuoteChar">
@@ -3144,11 +3319,13 @@
     <w:uiPriority w:val="30"/>
     <w:rsid w:val="00FC693F"/>
     <w:rPr>
+      <w:rFonts w:ascii="Times New Roman" w:hAnsi="Times New Roman" w:eastAsia="Times New Roman" w:cs="Times New Roman"/>
       <w:b/>
       <w:bCs/>
       <w:i/>
       <w:iCs/>
-      <w:color w:val="4F81BD" w:themeColor="accent1"/>
+      <w:color w:val="000000"/>
+      <w:sz w:val="24"/>
     </w:rPr>
   </w:style>
   <w:style w:type="character" w:styleId="SubtleEmphasis">
@@ -3158,9 +3335,11 @@
     <w:qFormat/>
     <w:rsid w:val="00FC693F"/>
     <w:rPr>
+      <w:rFonts w:ascii="Times New Roman" w:hAnsi="Times New Roman" w:eastAsia="Times New Roman" w:cs="Times New Roman"/>
       <w:i/>
       <w:iCs/>
-      <w:color w:val="808080" w:themeColor="text1" w:themeTint="7F"/>
+      <w:color w:val="000000"/>
+      <w:sz w:val="24"/>
     </w:rPr>
   </w:style>
   <w:style w:type="character" w:styleId="IntenseEmphasis">
@@ -3170,11 +3349,13 @@
     <w:qFormat/>
     <w:rsid w:val="00FC693F"/>
     <w:rPr>
+      <w:rFonts w:ascii="Times New Roman" w:hAnsi="Times New Roman" w:eastAsia="Times New Roman" w:cs="Times New Roman"/>
       <w:b/>
       <w:bCs/>
       <w:i/>
       <w:iCs/>
-      <w:color w:val="4F81BD" w:themeColor="accent1"/>
+      <w:color w:val="000000"/>
+      <w:sz w:val="24"/>
     </w:rPr>
   </w:style>
   <w:style w:type="character" w:styleId="SubtleReference">
@@ -3184,8 +3365,10 @@
     <w:qFormat/>
     <w:rsid w:val="00FC693F"/>
     <w:rPr>
+      <w:rFonts w:ascii="Times New Roman" w:hAnsi="Times New Roman" w:eastAsia="Times New Roman" w:cs="Times New Roman"/>
       <w:smallCaps/>
-      <w:color w:val="C0504D" w:themeColor="accent2"/>
+      <w:color w:val="000000"/>
+      <w:sz w:val="24"/>
       <w:u w:val="single"/>
     </w:rPr>
   </w:style>
@@ -3196,11 +3379,13 @@
     <w:qFormat/>
     <w:rsid w:val="00FC693F"/>
     <w:rPr>
+      <w:rFonts w:ascii="Times New Roman" w:hAnsi="Times New Roman" w:eastAsia="Times New Roman" w:cs="Times New Roman"/>
       <w:b/>
       <w:bCs/>
       <w:smallCaps/>
-      <w:color w:val="C0504D" w:themeColor="accent2"/>
+      <w:color w:val="000000"/>
       <w:spacing w:val="5"/>
+      <w:sz w:val="24"/>
       <w:u w:val="single"/>
     </w:rPr>
   </w:style>
@@ -3211,10 +3396,13 @@
     <w:qFormat/>
     <w:rsid w:val="00FC693F"/>
     <w:rPr>
+      <w:rFonts w:ascii="Times New Roman" w:hAnsi="Times New Roman" w:eastAsia="Times New Roman" w:cs="Times New Roman"/>
       <w:b/>
       <w:bCs/>
       <w:smallCaps/>
+      <w:color w:val="000000"/>
       <w:spacing w:val="5"/>
+      <w:sz w:val="24"/>
     </w:rPr>
   </w:style>
   <w:style w:type="paragraph" w:styleId="TOCHeading">
@@ -3229,6 +3417,11 @@
     <w:pPr>
       <w:outlineLvl w:val="9"/>
     </w:pPr>
+    <w:rPr>
+      <w:rFonts w:ascii="Times New Roman" w:hAnsi="Times New Roman" w:eastAsia="Times New Roman" w:cs="Times New Roman"/>
+      <w:color w:val="000000"/>
+      <w:sz w:val="24"/>
+    </w:rPr>
   </w:style>
   <w:style w:type="table" w:styleId="TableGrid">
     <w:name w:val="Table Grid"/>
